--- a/public/resume.docx
+++ b/public/resume.docx
@@ -76,7 +76,7 @@
           <w:sz w:val="20"/>
           <w:szCs w:val="20"/>
         </w:rPr>
-        <w:t xml:space="preserve">Design leader with 18+ years across healthcare, enterprise software, cloud platforms, and commerce, built on a foundation in software engineering. Currently Director of Experience Design at athenahealth, leading UX for an AI delivery platform team and setting experience direction across platform and integration work. Turns ambiguous, cross-organization problems into direction teams can execute, and stays close enough to delivery to keep decisions practical.</w:t>
+        <w:t xml:space="preserve">Design leader with 19+ years across healthcare, enterprise software, cloud platforms, and commerce, built on a foundation in software engineering. Currently Director of Experience Design at athenahealth, leading UX for an AI delivery platform team and setting experience direction across platform and integration work. Turns ambiguous, cross-organization problems into direction teams can execute, and stays close enough to delivery to keep decisions practical.</w:t>
       </w:r>
     </w:p>
     <w:p>
